--- a/templates/zayavka_perevezennia_docx_template.docx
+++ b/templates/zayavka_perevezennia_docx_template.docx
@@ -2544,6 +2544,7 @@
           </w:tcPr>
           <w:p>
             <w:pPr>
+              <w:spacing w:before="0" w:after="0" w:line="240" w:lineRule="auto"/>
               <w:jc w:val="center"/>
               <w:rPr>
                 <w:rFonts w:ascii="Times New Roman" w:eastAsia="Calibri" w:hAnsi="Times New Roman" w:cs="Times New Roman"/>
@@ -2554,99 +2555,76 @@
             </w:pPr>
             <w:r>
               <w:rPr>
-                <w:rFonts w:ascii="Times New Roman" w:hAnsi="Times New Roman" w:cs="Times New Roman"/>
-                <w:b/>
-                <w:color w:val="000000"/>
-                <w:sz w:val="20"/>
-                <w:szCs w:val="20"/>
+                <w:rFonts w:ascii="Times New Roman" w:hAnsi="Times New Roman" w:eastAsia="Times New Roman" w:cs="Times New Roman"/>
+                <w:b/>
+                <w:i w:val="0"/>
+                <w:sz w:val="20"/>
+                <w:bCs w:val="1"/>
               </w:rPr>
               <w:t>Виконавець</w:t>
             </w:r>
-            <w:r>
-              <w:rPr>
-                <w:rFonts w:ascii="Times New Roman" w:hAnsi="Times New Roman" w:cs="Times New Roman"/>
-                <w:b/>
-                <w:color w:val="000000"/>
-                <w:sz w:val="20"/>
-                <w:szCs w:val="20"/>
-              </w:rPr>
-              <w:br/>
-              <w:t>{{</w:t>
-            </w:r>
-            <w:proofErr w:type="spellStart"/>
-            <w:r>
-              <w:rPr>
-                <w:rFonts w:ascii="Times New Roman" w:hAnsi="Times New Roman" w:cs="Times New Roman"/>
-                <w:b/>
-                <w:color w:val="000000"/>
-                <w:sz w:val="20"/>
-                <w:szCs w:val="20"/>
-              </w:rPr>
-              <w:t>carrier_requisites</w:t>
-            </w:r>
-            <w:proofErr w:type="spellEnd"/>
-            <w:r>
-              <w:rPr>
-                <w:rFonts w:ascii="Times New Roman" w:hAnsi="Times New Roman" w:cs="Times New Roman"/>
-                <w:b/>
-                <w:color w:val="000000"/>
-                <w:sz w:val="20"/>
-                <w:szCs w:val="20"/>
-              </w:rPr>
-              <w:t>}}</w:t>
-            </w:r>
-            <w:r>
-              <w:rPr>
-                <w:rFonts w:ascii="Times New Roman" w:hAnsi="Times New Roman" w:cs="Times New Roman"/>
-                <w:b/>
-                <w:color w:val="000000"/>
-                <w:sz w:val="20"/>
-                <w:szCs w:val="20"/>
-              </w:rPr>
-              <w:br/>
-            </w:r>
-            <w:r>
-              <w:rPr>
-                <w:rFonts w:ascii="Times New Roman" w:hAnsi="Times New Roman" w:cs="Times New Roman"/>
-                <w:b/>
-                <w:color w:val="000000"/>
-                <w:sz w:val="20"/>
-                <w:szCs w:val="20"/>
-              </w:rPr>
-              <w:br/>
-              <w:t>Директор                                {{</w:t>
-            </w:r>
-            <w:proofErr w:type="spellStart"/>
-            <w:r>
-              <w:rPr>
-                <w:rFonts w:ascii="Times New Roman" w:hAnsi="Times New Roman" w:cs="Times New Roman"/>
-                <w:b/>
-                <w:color w:val="000000"/>
-                <w:sz w:val="20"/>
-                <w:szCs w:val="20"/>
-              </w:rPr>
-              <w:t>carrier_director</w:t>
-            </w:r>
-            <w:proofErr w:type="spellEnd"/>
-            <w:r>
-              <w:rPr>
-                <w:rFonts w:ascii="Times New Roman" w:hAnsi="Times New Roman" w:cs="Times New Roman"/>
-                <w:b/>
-                <w:color w:val="000000"/>
-                <w:sz w:val="20"/>
-                <w:szCs w:val="20"/>
-              </w:rPr>
-              <w:t>}}</w:t>
-            </w:r>
-            <w:r>
-              <w:rPr>
-                <w:rFonts w:ascii="Times New Roman" w:hAnsi="Times New Roman" w:cs="Times New Roman"/>
-                <w:b/>
-                <w:color w:val="000000"/>
-                <w:sz w:val="20"/>
-                <w:szCs w:val="20"/>
-              </w:rPr>
-              <w:br/>
+          </w:p>
+          <w:p>
+            <w:pPr>
+              <w:spacing w:before="0" w:after="0" w:line="240" w:lineRule="auto"/>
+              <w:jc w:val="left"/>
+            </w:pPr>
+            <w:r>
+              <w:rPr>
+                <w:rFonts w:ascii="Times New Roman" w:hAnsi="Times New Roman" w:eastAsia="Times New Roman" w:cs="Times New Roman"/>
+                <w:b w:val="0"/>
+                <w:i w:val="0"/>
+                <w:sz w:val="20"/>
+                <w:bCs w:val="0"/>
+              </w:rPr>
+              <w:t>{{carrier_requisites}}</w:t>
+            </w:r>
+          </w:p>
+          <w:p>
+            <w:pPr>
+              <w:spacing w:before="0" w:after="0" w:line="240" w:lineRule="auto"/>
+              <w:jc w:val="left"/>
+            </w:pPr>
+            <w:r>
+              <w:rPr>
+                <w:rFonts w:ascii="Times New Roman" w:hAnsi="Times New Roman" w:eastAsia="Times New Roman" w:cs="Times New Roman"/>
+                <w:b w:val="0"/>
+                <w:i w:val="0"/>
+                <w:sz w:val="20"/>
+                <w:bCs w:val="0"/>
+              </w:rPr>
+            </w:r>
+          </w:p>
+          <w:p>
+            <w:pPr>
+              <w:spacing w:before="0" w:after="0" w:line="240" w:lineRule="auto"/>
+              <w:jc w:val="left"/>
+            </w:pPr>
+            <w:r>
+              <w:rPr>
+                <w:rFonts w:ascii="Times New Roman" w:hAnsi="Times New Roman" w:eastAsia="Times New Roman" w:cs="Times New Roman"/>
+                <w:b w:val="0"/>
+                <w:i w:val="0"/>
+                <w:sz w:val="20"/>
+                <w:bCs w:val="0"/>
+              </w:rPr>
+              <w:t>{{carrier_signer_position}}</w:t>
+            </w:r>
+          </w:p>
+          <w:p>
+            <w:pPr>
+              <w:spacing w:before="0" w:after="0" w:line="240" w:lineRule="auto"/>
+              <w:jc w:val="left"/>
+            </w:pPr>
+            <w:r>
+              <w:rPr>
+                <w:rFonts w:ascii="Times New Roman" w:hAnsi="Times New Roman" w:eastAsia="Times New Roman" w:cs="Times New Roman"/>
+                <w:b w:val="0"/>
+                <w:i w:val="0"/>
+                <w:sz w:val="20"/>
+                <w:bCs w:val="0"/>
+              </w:rPr>
+              <w:t>________________ {{carrier_director}}</w:t>
             </w:r>
           </w:p>
           <w:p>

--- a/templates/zayavka_perevezennia_docx_template.docx
+++ b/templates/zayavka_perevezennia_docx_template.docx
@@ -598,16 +598,6 @@
             <w:tcW w:w="4819" w:type="dxa"/>
           </w:tcPr>
           <w:p>
-            <w:pPr>
-              <w:spacing w:after="0" w:line="240" w:lineRule="auto"/>
-              <w:jc w:val="both"/>
-              <w:rPr>
-                <w:rFonts w:ascii="Times New Roman" w:hAnsi="Times New Roman" w:cs="Times New Roman"/>
-                <w:color w:val="000000"/>
-                <w:sz w:val="20"/>
-                <w:szCs w:val="20"/>
-              </w:rPr>
-            </w:pPr>
             <w:r>
               <w:rPr>
                 <w:rFonts w:ascii="Times New Roman" w:hAnsi="Times New Roman" w:cs="Times New Roman"/>
@@ -615,27 +605,7 @@
                 <w:szCs w:val="20"/>
                 <w:lang w:val="en-US"/>
               </w:rPr>
-              <w:t>{{</w:t>
-            </w:r>
-            <w:proofErr w:type="spellStart"/>
-            <w:r>
-              <w:rPr>
-                <w:rFonts w:ascii="Times New Roman" w:hAnsi="Times New Roman" w:cs="Times New Roman"/>
-                <w:sz w:val="20"/>
-                <w:szCs w:val="20"/>
-                <w:lang w:val="en-US"/>
-              </w:rPr>
-              <w:t>service_period</w:t>
-            </w:r>
-            <w:proofErr w:type="spellEnd"/>
-            <w:r>
-              <w:rPr>
-                <w:rFonts w:ascii="Times New Roman" w:hAnsi="Times New Roman" w:cs="Times New Roman"/>
-                <w:sz w:val="20"/>
-                <w:szCs w:val="20"/>
-                <w:lang w:val="en-US"/>
-              </w:rPr>
-              <w:t>}}</w:t>
+              <w:t>{{service_period}}</w:t>
             </w:r>
           </w:p>
         </w:tc>
@@ -772,21 +742,13 @@
             <w:tcW w:w="5238" w:type="dxa"/>
           </w:tcPr>
           <w:p>
-            <w:pPr>
-              <w:spacing w:after="0" w:line="240" w:lineRule="auto"/>
-              <w:rPr>
-                <w:rFonts w:ascii="Times New Roman" w:hAnsi="Times New Roman" w:cs="Times New Roman"/>
-                <w:b/>
-                <w:color w:val="000000"/>
-              </w:rPr>
-            </w:pPr>
-            <w:r>
-              <w:rPr>
-                <w:rFonts w:ascii="Times New Roman" w:hAnsi="Times New Roman" w:cs="Times New Roman"/>
-                <w:b/>
-                <w:color w:val="000000"/>
-              </w:rPr>
-              <w:t>ВІДПОВІДАЛЬНА ОСОБА ЗА ЗАВАНТАЖЕННЯ</w:t>
+            <w:r>
+              <w:rPr>
+                <w:rFonts w:ascii="Times New Roman" w:hAnsi="Times New Roman" w:cs="Times New Roman"/>
+                <w:b/>
+                <w:color w:val="000000"/>
+              </w:rPr>
+              <w:t>ВІДПОВІДАЛЬНА ОСОБА ЗА ЗАВАНТАЖЕННЯ/ВИВАНТАЖЕННЯ</w:t>
             </w:r>
           </w:p>
         </w:tc>
@@ -795,45 +757,7 @@
             <w:tcW w:w="4819" w:type="dxa"/>
           </w:tcPr>
           <w:p>
-            <w:pPr>
-              <w:spacing w:after="0" w:line="240" w:lineRule="auto"/>
-              <w:jc w:val="both"/>
-              <w:rPr>
-                <w:rFonts w:ascii="Times New Roman" w:hAnsi="Times New Roman" w:cs="Times New Roman"/>
-                <w:color w:val="000000"/>
-                <w:sz w:val="20"/>
-                <w:szCs w:val="20"/>
-              </w:rPr>
-            </w:pPr>
-            <w:r>
-              <w:rPr>
-                <w:rFonts w:ascii="Times New Roman" w:hAnsi="Times New Roman" w:cs="Times New Roman"/>
-                <w:color w:val="000000"/>
-                <w:sz w:val="20"/>
-                <w:szCs w:val="20"/>
-              </w:rPr>
-              <w:t xml:space="preserve">Артем, </w:t>
-            </w:r>
-            <w:proofErr w:type="spellStart"/>
-            <w:r>
-              <w:rPr>
-                <w:rFonts w:ascii="Times New Roman" w:hAnsi="Times New Roman" w:cs="Times New Roman"/>
-                <w:color w:val="000000"/>
-                <w:sz w:val="20"/>
-                <w:szCs w:val="20"/>
-              </w:rPr>
-              <w:t>тел</w:t>
-            </w:r>
-            <w:proofErr w:type="spellEnd"/>
-            <w:r>
-              <w:rPr>
-                <w:rFonts w:ascii="Times New Roman" w:hAnsi="Times New Roman" w:cs="Times New Roman"/>
-                <w:color w:val="000000"/>
-                <w:sz w:val="20"/>
-                <w:szCs w:val="20"/>
-              </w:rPr>
-              <w:t>.: 0686932229</w:t>
-            </w:r>
+            <w:r/>
           </w:p>
         </w:tc>
       </w:tr>
@@ -1110,100 +1034,6 @@
         </w:tc>
       </w:tr>
       <w:tr>
-        <w:tc>
-          <w:tcPr>
-            <w:tcW w:w="574" w:type="dxa"/>
-          </w:tcPr>
-          <w:p>
-            <w:pPr>
-              <w:spacing w:after="0" w:line="240" w:lineRule="auto"/>
-              <w:rPr>
-                <w:rFonts w:ascii="Times New Roman" w:hAnsi="Times New Roman" w:cs="Times New Roman"/>
-                <w:b/>
-                <w:color w:val="000000"/>
-              </w:rPr>
-            </w:pPr>
-            <w:r>
-              <w:rPr>
-                <w:rFonts w:ascii="Times New Roman" w:hAnsi="Times New Roman" w:cs="Times New Roman"/>
-                <w:b/>
-                <w:color w:val="000000"/>
-              </w:rPr>
-              <w:t>12</w:t>
-            </w:r>
-          </w:p>
-        </w:tc>
-        <w:tc>
-          <w:tcPr>
-            <w:tcW w:w="5238" w:type="dxa"/>
-          </w:tcPr>
-          <w:p>
-            <w:pPr>
-              <w:spacing w:after="0" w:line="240" w:lineRule="auto"/>
-              <w:rPr>
-                <w:rFonts w:ascii="Times New Roman" w:hAnsi="Times New Roman" w:cs="Times New Roman"/>
-                <w:b/>
-                <w:color w:val="000000"/>
-              </w:rPr>
-            </w:pPr>
-            <w:r>
-              <w:rPr>
-                <w:rFonts w:ascii="Times New Roman" w:hAnsi="Times New Roman" w:cs="Times New Roman"/>
-                <w:b/>
-                <w:color w:val="000000"/>
-              </w:rPr>
-              <w:t>ВІДПОВІДАЛЬНА ОСОБА ЗА ВИВАНТАЖЕННЯ</w:t>
-            </w:r>
-          </w:p>
-        </w:tc>
-        <w:tc>
-          <w:tcPr>
-            <w:tcW w:w="4819" w:type="dxa"/>
-          </w:tcPr>
-          <w:p>
-            <w:pPr>
-              <w:spacing w:after="0" w:line="240" w:lineRule="auto"/>
-              <w:jc w:val="both"/>
-              <w:rPr>
-                <w:rFonts w:ascii="Times New Roman" w:hAnsi="Times New Roman" w:cs="Times New Roman"/>
-                <w:color w:val="000000"/>
-                <w:sz w:val="20"/>
-                <w:szCs w:val="20"/>
-              </w:rPr>
-            </w:pPr>
-            <w:r>
-              <w:rPr>
-                <w:rFonts w:ascii="Times New Roman" w:hAnsi="Times New Roman" w:cs="Times New Roman"/>
-                <w:color w:val="000000"/>
-                <w:sz w:val="20"/>
-                <w:szCs w:val="20"/>
-              </w:rPr>
-              <w:t xml:space="preserve">Артем, </w:t>
-            </w:r>
-            <w:proofErr w:type="spellStart"/>
-            <w:r>
-              <w:rPr>
-                <w:rFonts w:ascii="Times New Roman" w:hAnsi="Times New Roman" w:cs="Times New Roman"/>
-                <w:color w:val="000000"/>
-                <w:sz w:val="20"/>
-                <w:szCs w:val="20"/>
-              </w:rPr>
-              <w:t>тел</w:t>
-            </w:r>
-            <w:proofErr w:type="spellEnd"/>
-            <w:r>
-              <w:rPr>
-                <w:rFonts w:ascii="Times New Roman" w:hAnsi="Times New Roman" w:cs="Times New Roman"/>
-                <w:color w:val="000000"/>
-                <w:sz w:val="20"/>
-                <w:szCs w:val="20"/>
-              </w:rPr>
-              <w:t>.: 0686932229</w:t>
-            </w:r>
-          </w:p>
-        </w:tc>
-      </w:tr>
-      <w:tr>
         <w:trPr>
           <w:trHeight w:val="278"/>
         </w:trPr>
@@ -1227,7 +1057,7 @@
                 <w:b/>
                 <w:color w:val="000000"/>
               </w:rPr>
-              <w:t>13</w:t>
+              <w:t>12</w:t>
             </w:r>
           </w:p>
         </w:tc>
@@ -1306,7 +1136,7 @@
                 <w:b/>
                 <w:color w:val="000000"/>
               </w:rPr>
-              <w:t>14</w:t>
+              <w:t>13</w:t>
             </w:r>
           </w:p>
         </w:tc>
@@ -1382,7 +1212,7 @@
                 <w:b/>
                 <w:color w:val="000000"/>
               </w:rPr>
-              <w:t>15</w:t>
+              <w:t>14</w:t>
             </w:r>
           </w:p>
         </w:tc>
@@ -1462,7 +1292,7 @@
                 <w:b/>
                 <w:color w:val="000000"/>
               </w:rPr>
-              <w:t>16</w:t>
+              <w:t>15</w:t>
             </w:r>
           </w:p>
         </w:tc>
@@ -1666,7 +1496,7 @@
                 <w:b/>
                 <w:color w:val="000000"/>
               </w:rPr>
-              <w:t>17</w:t>
+              <w:t>16</w:t>
             </w:r>
           </w:p>
         </w:tc>
@@ -1751,7 +1581,7 @@
                 <w:b/>
                 <w:color w:val="000000"/>
               </w:rPr>
-              <w:t>18</w:t>
+              <w:t>17</w:t>
             </w:r>
           </w:p>
         </w:tc>
